--- a/src/src/main/webapp/portal/SparePartManagement/template/设备配件出库单.docx
+++ b/src/src/main/webapp/portal/SparePartManagement/template/设备配件出库单.docx
@@ -47,9 +47,11 @@
       <w:r>
         <w:t>{{</w:t>
       </w:r>
+      <w:proofErr w:type="spellStart"/>
       <w:r>
         <w:t>receive_dept</w:t>
       </w:r>
+      <w:proofErr w:type="spellEnd"/>
       <w:r>
         <w:t>}}</w:t>
       </w:r>
@@ -186,12 +188,14 @@
             <w:r>
               <w:t>{{</w:t>
             </w:r>
+            <w:proofErr w:type="spellStart"/>
             <w:r>
               <w:rPr>
                 <w:rFonts w:hint="eastAsia"/>
               </w:rPr>
               <w:t>parts_table</w:t>
             </w:r>
+            <w:proofErr w:type="spellEnd"/>
             <w:r>
               <w:t>}}</w:t>
             </w:r>
@@ -217,13 +221,19 @@
           <w:rFonts w:hint="eastAsia"/>
           <w:color w:val="70AD47" w:themeColor="accent6"/>
         </w:rPr>
-        <w:t>线下签字</w:t>
-      </w:r>
-      <w:r>
-        <w:rPr>
-          <w:rFonts w:hint="eastAsia"/>
+        <w:t xml:space="preserve"> </w:t>
+      </w:r>
+      <w:r>
+        <w:rPr>
           <w:color w:val="70AD47" w:themeColor="accent6"/>
         </w:rPr>
+        <w:t xml:space="preserve">                </w:t>
+      </w:r>
+      <w:r>
+        <w:rPr>
+          <w:rFonts w:hint="eastAsia"/>
+          <w:color w:val="70AD47" w:themeColor="accent6"/>
+        </w:rPr>
         <w:t xml:space="preserve"> </w:t>
       </w:r>
       <w:r>
@@ -259,6 +269,7 @@
       <w:r>
         <w:t>{</w:t>
       </w:r>
+      <w:proofErr w:type="spellStart"/>
       <w:r>
         <w:rPr>
           <w:rFonts w:hint="eastAsia"/>
@@ -266,7 +277,11 @@
         <w:t>total</w:t>
       </w:r>
       <w:r>
-        <w:t xml:space="preserve">_price}} </w:t>
+        <w:t>_price</w:t>
+      </w:r>
+      <w:proofErr w:type="spellEnd"/>
+      <w:r>
+        <w:t xml:space="preserve">}} </w:t>
       </w:r>
     </w:p>
     <w:p>
@@ -281,13 +296,6 @@
           <w:rFonts w:hint="eastAsia"/>
         </w:rPr>
         <w:t>人：</w:t>
-      </w:r>
-      <w:r>
-        <w:rPr>
-          <w:rFonts w:hint="eastAsia"/>
-          <w:color w:val="70AD47" w:themeColor="accent6"/>
-        </w:rPr>
-        <w:t>线下签字</w:t>
       </w:r>
     </w:p>
     <w:sectPr>
